--- a/House Notes (Internal)/HN_ Granada House.docx
+++ b/House Notes (Internal)/HN_ Granada House.docx
@@ -230,6 +230,68 @@
     </w:p>
     <w:p>
       <w:pPr>
+        <w:spacing w:after="30" w:before="30" w:lineRule="auto"/>
+        <w:rPr>
+          <w:rFonts w:ascii="Roboto" w:cs="Roboto" w:eastAsia="Roboto" w:hAnsi="Roboto"/>
+          <w:sz w:val="24"/>
+          <w:szCs w:val="24"/>
+        </w:rPr>
+      </w:pPr>
+      <w:r>
+        <w:rPr>
+          <w:rFonts w:ascii="Roboto" w:cs="Roboto" w:eastAsia="Roboto" w:hAnsi="Roboto"/>
+          <w:sz w:val="24"/>
+          <w:szCs w:val="24"/>
+          <w:rtl w:val="0"/>
+        </w:rPr>
+        <w:t xml:space="preserve">Touchstay Guest Guide:</w:t>
+      </w:r>
+    </w:p>
+    <w:p>
+      <w:pPr>
+        <w:spacing w:after="30" w:before="30" w:lineRule="auto"/>
+        <w:rPr>
+          <w:rFonts w:ascii="Roboto" w:cs="Roboto" w:eastAsia="Roboto" w:hAnsi="Roboto"/>
+          <w:sz w:val="24"/>
+          <w:szCs w:val="24"/>
+        </w:rPr>
+      </w:pPr>
+      <w:hyperlink r:id="rId6">
+        <w:r>
+          <w:rPr>
+            <w:rFonts w:ascii="Roboto" w:cs="Roboto" w:eastAsia="Roboto" w:hAnsi="Roboto"/>
+            <w:color w:val="1155cc"/>
+            <w:sz w:val="24"/>
+            <w:szCs w:val="24"/>
+            <w:u w:val="single"/>
+            <w:rtl w:val="0"/>
+          </w:rPr>
+          <w:t xml:space="preserve">https://guide.touchstay.com/guest/buEW5x0JLSfWO</w:t>
+        </w:r>
+      </w:hyperlink>
+      <w:r>
+        <w:rPr>
+          <w:rtl w:val="0"/>
+        </w:rPr>
+      </w:r>
+    </w:p>
+    <w:p>
+      <w:pPr>
+        <w:spacing w:after="30" w:before="30" w:lineRule="auto"/>
+        <w:rPr>
+          <w:rFonts w:ascii="Roboto" w:cs="Roboto" w:eastAsia="Roboto" w:hAnsi="Roboto"/>
+          <w:sz w:val="24"/>
+          <w:szCs w:val="24"/>
+        </w:rPr>
+      </w:pPr>
+      <w:r>
+        <w:rPr>
+          <w:rtl w:val="0"/>
+        </w:rPr>
+      </w:r>
+    </w:p>
+    <w:p>
+      <w:pPr>
         <w:pStyle w:val="Heading1"/>
         <w:rPr>
           <w:rFonts w:ascii="Roboto" w:cs="Roboto" w:eastAsia="Roboto" w:hAnsi="Roboto"/>
@@ -549,7 +611,7 @@
           <w:szCs w:val="20"/>
           <w:rtl w:val="0"/>
         </w:rPr>
-        <w:t xml:space="preserve">Get YoutubeTV log in info for TV</w:t>
+        <w:t xml:space="preserve">Get YoutubeTV log in info for TVpack </w:t>
       </w:r>
     </w:p>
     <w:p>
@@ -848,7 +910,7 @@
           <w:u w:val="none"/>
         </w:rPr>
       </w:pPr>
-      <w:hyperlink r:id="rId6">
+      <w:hyperlink r:id="rId7">
         <w:r>
           <w:rPr>
             <w:color w:val="1155cc"/>
@@ -881,7 +943,7 @@
         </w:rPr>
         <w:t xml:space="preserve">9 ft: </w:t>
       </w:r>
-      <w:hyperlink r:id="rId7">
+      <w:hyperlink r:id="rId8">
         <w:r>
           <w:rPr>
             <w:color w:val="1155cc"/>
@@ -926,7 +988,7 @@
           <w:u w:val="none"/>
         </w:rPr>
       </w:pPr>
-      <w:hyperlink r:id="rId8">
+      <w:hyperlink r:id="rId9">
         <w:r>
           <w:rPr>
             <w:color w:val="1155cc"/>
@@ -1095,24 +1157,73 @@
           <w:numId w:val="11"/>
         </w:numPr>
         <w:shd w:fill="ffffff" w:val="clear"/>
+        <w:spacing w:after="0" w:afterAutospacing="0" w:before="0" w:beforeAutospacing="0" w:lineRule="auto"/>
+        <w:ind w:left="720" w:hanging="360"/>
+        <w:rPr>
+          <w:rFonts w:ascii="Roboto" w:cs="Roboto" w:eastAsia="Roboto" w:hAnsi="Roboto"/>
+          <w:sz w:val="24"/>
+          <w:szCs w:val="24"/>
+        </w:rPr>
+      </w:pPr>
+      <w:r>
+        <w:rPr>
+          <w:rFonts w:ascii="Roboto" w:cs="Roboto" w:eastAsia="Roboto" w:hAnsi="Roboto"/>
+          <w:b w:val="1"/>
+          <w:sz w:val="24"/>
+          <w:szCs w:val="24"/>
+          <w:rtl w:val="0"/>
+        </w:rPr>
+        <w:t xml:space="preserve">Cleaning closet: 3956 (in hallway)</w:t>
+      </w:r>
+    </w:p>
+    <w:p>
+      <w:pPr>
+        <w:numPr>
+          <w:ilvl w:val="0"/>
+          <w:numId w:val="11"/>
+        </w:numPr>
+        <w:shd w:fill="ffffff" w:val="clear"/>
         <w:spacing w:after="240" w:before="0" w:beforeAutospacing="0" w:lineRule="auto"/>
         <w:ind w:left="720" w:hanging="360"/>
         <w:rPr>
           <w:rFonts w:ascii="Roboto" w:cs="Roboto" w:eastAsia="Roboto" w:hAnsi="Roboto"/>
-          <w:sz w:val="24"/>
-          <w:szCs w:val="24"/>
-        </w:rPr>
-      </w:pPr>
-      <w:r>
-        <w:rPr>
-          <w:rFonts w:ascii="Roboto" w:cs="Roboto" w:eastAsia="Roboto" w:hAnsi="Roboto"/>
-          <w:b w:val="1"/>
-          <w:sz w:val="24"/>
-          <w:szCs w:val="24"/>
-          <w:rtl w:val="0"/>
-        </w:rPr>
-        <w:t xml:space="preserve">Cleaning closet: 3956 (in hallway)</w:t>
-      </w:r>
+          <w:b w:val="1"/>
+          <w:sz w:val="24"/>
+          <w:szCs w:val="24"/>
+        </w:rPr>
+      </w:pPr>
+      <w:r>
+        <w:rPr>
+          <w:rFonts w:ascii="Roboto" w:cs="Roboto" w:eastAsia="Roboto" w:hAnsi="Roboto"/>
+          <w:b w:val="1"/>
+          <w:sz w:val="24"/>
+          <w:szCs w:val="24"/>
+          <w:rtl w:val="0"/>
+        </w:rPr>
+        <w:t xml:space="preserve">AC code - 3369.  </w:t>
+      </w:r>
+      <w:r>
+        <w:rPr>
+          <w:rFonts w:ascii="Roboto" w:cs="Roboto" w:eastAsia="Roboto" w:hAnsi="Roboto"/>
+          <w:sz w:val="24"/>
+          <w:szCs w:val="24"/>
+          <w:rtl w:val="0"/>
+        </w:rPr>
+        <w:t xml:space="preserve">Use for guests to be able to turn air temp up when they leave.</w:t>
+      </w:r>
+    </w:p>
+    <w:p>
+      <w:pPr>
+        <w:shd w:fill="ffffff" w:val="clear"/>
+        <w:spacing w:after="240" w:before="240" w:lineRule="auto"/>
+        <w:ind w:left="720" w:firstLine="0"/>
+        <w:rPr>
+          <w:rFonts w:ascii="Roboto" w:cs="Roboto" w:eastAsia="Roboto" w:hAnsi="Roboto"/>
+          <w:b w:val="1"/>
+          <w:sz w:val="24"/>
+          <w:szCs w:val="24"/>
+        </w:rPr>
+      </w:pPr>
       <w:r>
         <w:rPr>
           <w:rtl w:val="0"/>
@@ -1507,7 +1618,7 @@
         </w:rPr>
         <w:t xml:space="preserve">Guest Messaging Guide:</w:t>
       </w:r>
-      <w:hyperlink r:id="rId9">
+      <w:hyperlink r:id="rId10">
         <w:r>
           <w:rPr>
             <w:rFonts w:ascii="Roboto" w:cs="Roboto" w:eastAsia="Roboto" w:hAnsi="Roboto"/>
@@ -1519,7 +1630,7 @@
           <w:t xml:space="preserve"> </w:t>
         </w:r>
       </w:hyperlink>
-      <w:hyperlink r:id="rId10">
+      <w:hyperlink r:id="rId11">
         <w:r>
           <w:rPr>
             <w:rFonts w:ascii="Roboto" w:cs="Roboto" w:eastAsia="Roboto" w:hAnsi="Roboto"/>
@@ -1565,7 +1676,7 @@
         </w:rPr>
         <w:t xml:space="preserve">Devon’s Airbnb Guidebook: </w:t>
       </w:r>
-      <w:hyperlink r:id="rId11">
+      <w:hyperlink r:id="rId12">
         <w:r>
           <w:rPr>
             <w:rFonts w:ascii="Roboto" w:cs="Roboto" w:eastAsia="Roboto" w:hAnsi="Roboto"/>
@@ -1632,6 +1743,42 @@
         <w:rPr>
           <w:rtl w:val="0"/>
         </w:rPr>
+        <w:t xml:space="preserve">Pool light is on a manual switch over by the electrical box in the back side of the house</w:t>
+      </w:r>
+    </w:p>
+    <w:p>
+      <w:pPr>
+        <w:numPr>
+          <w:ilvl w:val="0"/>
+          <w:numId w:val="6"/>
+        </w:numPr>
+        <w:ind w:left="720" w:hanging="360"/>
+        <w:rPr>
+          <w:u w:val="none"/>
+        </w:rPr>
+      </w:pPr>
+      <w:r>
+        <w:rPr>
+          <w:rtl w:val="0"/>
+        </w:rPr>
+        <w:t xml:space="preserve">Patio switches are in kitchen and living room </w:t>
+      </w:r>
+    </w:p>
+    <w:p>
+      <w:pPr>
+        <w:numPr>
+          <w:ilvl w:val="0"/>
+          <w:numId w:val="6"/>
+        </w:numPr>
+        <w:ind w:left="720" w:hanging="360"/>
+        <w:rPr>
+          <w:u w:val="none"/>
+        </w:rPr>
+      </w:pPr>
+      <w:r>
+        <w:rPr>
+          <w:rtl w:val="0"/>
+        </w:rPr>
         <w:t xml:space="preserve">Hair dryers are in the hall closet</w:t>
       </w:r>
     </w:p>
@@ -2270,7 +2417,7 @@
           <w:highlight w:val="white"/>
           <w:rtl w:val="0"/>
         </w:rPr>
-        <w:t xml:space="preserve">Pool heater: Pool heating is FREE! It is turned on from the months of October-April. It is heated by an electric pool pump which relies on ambient air to operate. Please be advised that when temps drop below 50 degrees the heater cannot heat to a comfortable temperature. It is imperative that the solar pool cover remains in the pool while not in use in order to retain the heat.</w:t>
+        <w:t xml:space="preserve">Pool light is on a manual switch over by the electrical box in the back side of the house</w:t>
       </w:r>
     </w:p>
     <w:p>
@@ -2290,24 +2437,21 @@
         <w:spacing w:after="0" w:afterAutospacing="0" w:before="0" w:beforeAutospacing="0" w:lineRule="auto"/>
         <w:ind w:left="1440" w:hanging="360"/>
         <w:rPr>
+          <w:rFonts w:ascii="Source Sans Pro" w:cs="Source Sans Pro" w:eastAsia="Source Sans Pro" w:hAnsi="Source Sans Pro"/>
+          <w:sz w:val="24"/>
+          <w:szCs w:val="24"/>
+        </w:rPr>
+      </w:pPr>
+      <w:r>
+        <w:rPr>
           <w:rFonts w:ascii="Roboto" w:cs="Roboto" w:eastAsia="Roboto" w:hAnsi="Roboto"/>
           <w:color w:val="222222"/>
           <w:sz w:val="24"/>
           <w:szCs w:val="24"/>
           <w:highlight w:val="white"/>
-          <w:u w:val="none"/>
-        </w:rPr>
-      </w:pPr>
-      <w:r>
-        <w:rPr>
-          <w:rFonts w:ascii="Roboto" w:cs="Roboto" w:eastAsia="Roboto" w:hAnsi="Roboto"/>
-          <w:color w:val="222222"/>
-          <w:sz w:val="24"/>
-          <w:szCs w:val="24"/>
-          <w:highlight w:val="white"/>
-          <w:rtl w:val="0"/>
-        </w:rPr>
-        <w:t xml:space="preserve">Pool vacuum MUST stay in pool</w:t>
+          <w:rtl w:val="0"/>
+        </w:rPr>
+        <w:t xml:space="preserve">Pool heater: Pool heating is FREE! It is turned on from the months of October-April. It is heated by an electric pool pump which relies on ambient air to operate. Please be advised that when temps drop below 50 degrees the heater cannot heat to a comfortable temperature. It is imperative that the solar pool cover remains in the pool while not in use in order to retain the heat.</w:t>
       </w:r>
     </w:p>
     <w:p>
@@ -2344,13 +2488,13 @@
           <w:highlight w:val="white"/>
           <w:rtl w:val="0"/>
         </w:rPr>
-        <w:t xml:space="preserve">Be mindful of small pool toys. These can get stuck in the pool vacuum and filters and really mess things up.</w:t>
-      </w:r>
-    </w:p>
-    <w:p>
-      <w:pPr>
-        <w:numPr>
-          <w:ilvl w:val="0"/>
+        <w:t xml:space="preserve">Pool vacuum MUST stay in pool</w:t>
+      </w:r>
+    </w:p>
+    <w:p>
+      <w:pPr>
+        <w:numPr>
+          <w:ilvl w:val="1"/>
           <w:numId w:val="8"/>
         </w:numPr>
         <w:pBdr>
@@ -2362,28 +2506,32 @@
         </w:pBdr>
         <w:shd w:fill="ffffff" w:val="clear"/>
         <w:spacing w:after="0" w:afterAutospacing="0" w:before="0" w:beforeAutospacing="0" w:lineRule="auto"/>
-        <w:ind w:left="720" w:hanging="360"/>
-        <w:rPr>
-          <w:rFonts w:ascii="Source Sans Pro" w:cs="Source Sans Pro" w:eastAsia="Source Sans Pro" w:hAnsi="Source Sans Pro"/>
-          <w:sz w:val="24"/>
-          <w:szCs w:val="24"/>
-        </w:rPr>
-      </w:pPr>
-      <w:r>
-        <w:rPr>
-          <w:rFonts w:ascii="Source Sans Pro" w:cs="Source Sans Pro" w:eastAsia="Source Sans Pro" w:hAnsi="Source Sans Pro"/>
-          <w:b w:val="1"/>
-          <w:sz w:val="24"/>
-          <w:szCs w:val="24"/>
-          <w:rtl w:val="0"/>
-        </w:rPr>
-        <w:t xml:space="preserve">Wifi: </w:t>
-      </w:r>
-    </w:p>
-    <w:p>
-      <w:pPr>
-        <w:numPr>
-          <w:ilvl w:val="1"/>
+        <w:ind w:left="1440" w:hanging="360"/>
+        <w:rPr>
+          <w:rFonts w:ascii="Roboto" w:cs="Roboto" w:eastAsia="Roboto" w:hAnsi="Roboto"/>
+          <w:color w:val="222222"/>
+          <w:sz w:val="24"/>
+          <w:szCs w:val="24"/>
+          <w:highlight w:val="white"/>
+          <w:u w:val="none"/>
+        </w:rPr>
+      </w:pPr>
+      <w:r>
+        <w:rPr>
+          <w:rFonts w:ascii="Roboto" w:cs="Roboto" w:eastAsia="Roboto" w:hAnsi="Roboto"/>
+          <w:color w:val="222222"/>
+          <w:sz w:val="24"/>
+          <w:szCs w:val="24"/>
+          <w:highlight w:val="white"/>
+          <w:rtl w:val="0"/>
+        </w:rPr>
+        <w:t xml:space="preserve">Be mindful of small pool toys. These can get stuck in the pool vacuum and filters and really mess things up.</w:t>
+      </w:r>
+    </w:p>
+    <w:p>
+      <w:pPr>
+        <w:numPr>
+          <w:ilvl w:val="0"/>
           <w:numId w:val="8"/>
         </w:numPr>
         <w:pBdr>
@@ -2395,7 +2543,7 @@
         </w:pBdr>
         <w:shd w:fill="ffffff" w:val="clear"/>
         <w:spacing w:after="0" w:afterAutospacing="0" w:before="0" w:beforeAutospacing="0" w:lineRule="auto"/>
-        <w:ind w:left="1440" w:hanging="360"/>
+        <w:ind w:left="720" w:hanging="360"/>
         <w:rPr>
           <w:rFonts w:ascii="Source Sans Pro" w:cs="Source Sans Pro" w:eastAsia="Source Sans Pro" w:hAnsi="Source Sans Pro"/>
           <w:sz w:val="24"/>
@@ -2404,25 +2552,19 @@
       </w:pPr>
       <w:r>
         <w:rPr>
-          <w:rFonts w:ascii="Roboto" w:cs="Roboto" w:eastAsia="Roboto" w:hAnsi="Roboto"/>
-          <w:color w:val="222222"/>
-          <w:sz w:val="24"/>
-          <w:szCs w:val="24"/>
-          <w:highlight w:val="white"/>
-          <w:rtl w:val="0"/>
-        </w:rPr>
-        <w:t xml:space="preserve">Wifi - 100 Mbps Cox High-Speed Internet (we have had as many as 6 adults working remotely with no issues)</w:t>
-      </w:r>
-      <w:r>
-        <w:rPr>
-          <w:rtl w:val="0"/>
-        </w:rPr>
-      </w:r>
-    </w:p>
-    <w:p>
-      <w:pPr>
-        <w:numPr>
-          <w:ilvl w:val="0"/>
+          <w:rFonts w:ascii="Source Sans Pro" w:cs="Source Sans Pro" w:eastAsia="Source Sans Pro" w:hAnsi="Source Sans Pro"/>
+          <w:b w:val="1"/>
+          <w:sz w:val="24"/>
+          <w:szCs w:val="24"/>
+          <w:rtl w:val="0"/>
+        </w:rPr>
+        <w:t xml:space="preserve">Wifi: </w:t>
+      </w:r>
+    </w:p>
+    <w:p>
+      <w:pPr>
+        <w:numPr>
+          <w:ilvl w:val="1"/>
           <w:numId w:val="8"/>
         </w:numPr>
         <w:pBdr>
@@ -2434,7 +2576,7 @@
         </w:pBdr>
         <w:shd w:fill="ffffff" w:val="clear"/>
         <w:spacing w:after="0" w:afterAutospacing="0" w:before="0" w:beforeAutospacing="0" w:lineRule="auto"/>
-        <w:ind w:left="720" w:hanging="360"/>
+        <w:ind w:left="1440" w:hanging="360"/>
         <w:rPr>
           <w:rFonts w:ascii="Source Sans Pro" w:cs="Source Sans Pro" w:eastAsia="Source Sans Pro" w:hAnsi="Source Sans Pro"/>
           <w:sz w:val="24"/>
@@ -2443,24 +2585,25 @@
       </w:pPr>
       <w:r>
         <w:rPr>
-          <w:rFonts w:ascii="Source Sans Pro" w:cs="Source Sans Pro" w:eastAsia="Source Sans Pro" w:hAnsi="Source Sans Pro"/>
-          <w:b w:val="1"/>
-          <w:sz w:val="24"/>
-          <w:szCs w:val="24"/>
-          <w:rtl w:val="0"/>
-        </w:rPr>
-        <w:t xml:space="preserve">Firepit:</w:t>
-      </w:r>
-      <w:r>
-        <w:rPr>
-          <w:rtl w:val="0"/>
-        </w:rPr>
-      </w:r>
-    </w:p>
-    <w:p>
-      <w:pPr>
-        <w:numPr>
-          <w:ilvl w:val="1"/>
+          <w:rFonts w:ascii="Roboto" w:cs="Roboto" w:eastAsia="Roboto" w:hAnsi="Roboto"/>
+          <w:color w:val="222222"/>
+          <w:sz w:val="24"/>
+          <w:szCs w:val="24"/>
+          <w:highlight w:val="white"/>
+          <w:rtl w:val="0"/>
+        </w:rPr>
+        <w:t xml:space="preserve">Wifi - 100 Mbps Cox High-Speed Internet (we have had as many as 6 adults working remotely with no issues)</w:t>
+      </w:r>
+      <w:r>
+        <w:rPr>
+          <w:rtl w:val="0"/>
+        </w:rPr>
+      </w:r>
+    </w:p>
+    <w:p>
+      <w:pPr>
+        <w:numPr>
+          <w:ilvl w:val="0"/>
           <w:numId w:val="8"/>
         </w:numPr>
         <w:pBdr>
@@ -2472,7 +2615,7 @@
         </w:pBdr>
         <w:shd w:fill="ffffff" w:val="clear"/>
         <w:spacing w:after="0" w:afterAutospacing="0" w:before="0" w:beforeAutospacing="0" w:lineRule="auto"/>
-        <w:ind w:left="1440" w:hanging="360"/>
+        <w:ind w:left="720" w:hanging="360"/>
         <w:rPr>
           <w:rFonts w:ascii="Source Sans Pro" w:cs="Source Sans Pro" w:eastAsia="Source Sans Pro" w:hAnsi="Source Sans Pro"/>
           <w:sz w:val="24"/>
@@ -2482,11 +2625,17 @@
       <w:r>
         <w:rPr>
           <w:rFonts w:ascii="Source Sans Pro" w:cs="Source Sans Pro" w:eastAsia="Source Sans Pro" w:hAnsi="Source Sans Pro"/>
-          <w:sz w:val="24"/>
-          <w:szCs w:val="24"/>
-          <w:rtl w:val="0"/>
-        </w:rPr>
-        <w:t xml:space="preserve">Propane tank</w:t>
+          <w:b w:val="1"/>
+          <w:sz w:val="24"/>
+          <w:szCs w:val="24"/>
+          <w:rtl w:val="0"/>
+        </w:rPr>
+        <w:t xml:space="preserve">Firepit:</w:t>
+      </w:r>
+      <w:r>
+        <w:rPr>
+          <w:rtl w:val="0"/>
+        </w:rPr>
       </w:r>
     </w:p>
     <w:p>
@@ -2518,13 +2667,13 @@
           <w:szCs w:val="24"/>
           <w:rtl w:val="0"/>
         </w:rPr>
-        <w:t xml:space="preserve">Need to check periodically to ensure it is full</w:t>
-      </w:r>
-    </w:p>
-    <w:p>
-      <w:pPr>
-        <w:numPr>
-          <w:ilvl w:val="0"/>
+        <w:t xml:space="preserve">Propane tank</w:t>
+      </w:r>
+    </w:p>
+    <w:p>
+      <w:pPr>
+        <w:numPr>
+          <w:ilvl w:val="1"/>
           <w:numId w:val="8"/>
         </w:numPr>
         <w:pBdr>
@@ -2536,10 +2685,9 @@
         </w:pBdr>
         <w:shd w:fill="ffffff" w:val="clear"/>
         <w:spacing w:after="0" w:afterAutospacing="0" w:before="0" w:beforeAutospacing="0" w:lineRule="auto"/>
-        <w:ind w:left="720" w:hanging="360"/>
+        <w:ind w:left="1440" w:hanging="360"/>
         <w:rPr>
           <w:rFonts w:ascii="Source Sans Pro" w:cs="Source Sans Pro" w:eastAsia="Source Sans Pro" w:hAnsi="Source Sans Pro"/>
-          <w:b w:val="1"/>
           <w:sz w:val="24"/>
           <w:szCs w:val="24"/>
         </w:rPr>
@@ -2547,18 +2695,17 @@
       <w:r>
         <w:rPr>
           <w:rFonts w:ascii="Source Sans Pro" w:cs="Source Sans Pro" w:eastAsia="Source Sans Pro" w:hAnsi="Source Sans Pro"/>
-          <w:b w:val="1"/>
-          <w:sz w:val="24"/>
-          <w:szCs w:val="24"/>
-          <w:rtl w:val="0"/>
-        </w:rPr>
-        <w:t xml:space="preserve">Grill: </w:t>
-      </w:r>
-    </w:p>
-    <w:p>
-      <w:pPr>
-        <w:numPr>
-          <w:ilvl w:val="1"/>
+          <w:sz w:val="24"/>
+          <w:szCs w:val="24"/>
+          <w:rtl w:val="0"/>
+        </w:rPr>
+        <w:t xml:space="preserve">Need to check periodically to ensure it is full</w:t>
+      </w:r>
+    </w:p>
+    <w:p>
+      <w:pPr>
+        <w:numPr>
+          <w:ilvl w:val="0"/>
           <w:numId w:val="8"/>
         </w:numPr>
         <w:pBdr>
@@ -2570,7 +2717,7 @@
         </w:pBdr>
         <w:shd w:fill="ffffff" w:val="clear"/>
         <w:spacing w:after="0" w:afterAutospacing="0" w:before="0" w:beforeAutospacing="0" w:lineRule="auto"/>
-        <w:ind w:left="1440" w:hanging="360"/>
+        <w:ind w:left="720" w:hanging="360"/>
         <w:rPr>
           <w:rFonts w:ascii="Source Sans Pro" w:cs="Source Sans Pro" w:eastAsia="Source Sans Pro" w:hAnsi="Source Sans Pro"/>
           <w:b w:val="1"/>
@@ -2581,22 +2728,18 @@
       <w:r>
         <w:rPr>
           <w:rFonts w:ascii="Source Sans Pro" w:cs="Source Sans Pro" w:eastAsia="Source Sans Pro" w:hAnsi="Source Sans Pro"/>
-          <w:sz w:val="24"/>
-          <w:szCs w:val="24"/>
-          <w:rtl w:val="0"/>
-        </w:rPr>
-        <w:t xml:space="preserve">Propane</w:t>
-      </w:r>
-      <w:r>
-        <w:rPr>
-          <w:rtl w:val="0"/>
-        </w:rPr>
-      </w:r>
-    </w:p>
-    <w:p>
-      <w:pPr>
-        <w:numPr>
-          <w:ilvl w:val="0"/>
+          <w:b w:val="1"/>
+          <w:sz w:val="24"/>
+          <w:szCs w:val="24"/>
+          <w:rtl w:val="0"/>
+        </w:rPr>
+        <w:t xml:space="preserve">Grill: </w:t>
+      </w:r>
+    </w:p>
+    <w:p>
+      <w:pPr>
+        <w:numPr>
+          <w:ilvl w:val="1"/>
           <w:numId w:val="8"/>
         </w:numPr>
         <w:pBdr>
@@ -2608,7 +2751,7 @@
         </w:pBdr>
         <w:shd w:fill="ffffff" w:val="clear"/>
         <w:spacing w:after="0" w:afterAutospacing="0" w:before="0" w:beforeAutospacing="0" w:lineRule="auto"/>
-        <w:ind w:left="720" w:hanging="360"/>
+        <w:ind w:left="1440" w:hanging="360"/>
         <w:rPr>
           <w:rFonts w:ascii="Source Sans Pro" w:cs="Source Sans Pro" w:eastAsia="Source Sans Pro" w:hAnsi="Source Sans Pro"/>
           <w:b w:val="1"/>
@@ -2619,21 +2762,11 @@
       <w:r>
         <w:rPr>
           <w:rFonts w:ascii="Source Sans Pro" w:cs="Source Sans Pro" w:eastAsia="Source Sans Pro" w:hAnsi="Source Sans Pro"/>
-          <w:b w:val="1"/>
-          <w:sz w:val="24"/>
-          <w:szCs w:val="24"/>
-          <w:rtl w:val="0"/>
-        </w:rPr>
-        <w:t xml:space="preserve">Backyard: </w:t>
-      </w:r>
-      <w:r>
-        <w:rPr>
-          <w:rFonts w:ascii="Source Sans Pro" w:cs="Source Sans Pro" w:eastAsia="Source Sans Pro" w:hAnsi="Source Sans Pro"/>
-          <w:sz w:val="24"/>
-          <w:szCs w:val="24"/>
-          <w:rtl w:val="0"/>
-        </w:rPr>
-        <w:t xml:space="preserve">Fully fenced. Pool, cornhole, firepit, grill, pool floaties are on side of the house</w:t>
+          <w:sz w:val="24"/>
+          <w:szCs w:val="24"/>
+          <w:rtl w:val="0"/>
+        </w:rPr>
+        <w:t xml:space="preserve">Propane</w:t>
       </w:r>
       <w:r>
         <w:rPr>
@@ -2672,7 +2805,7 @@
           <w:szCs w:val="24"/>
           <w:rtl w:val="0"/>
         </w:rPr>
-        <w:t xml:space="preserve">Pack n play: </w:t>
+        <w:t xml:space="preserve">Backyard: </w:t>
       </w:r>
       <w:r>
         <w:rPr>
@@ -2681,7 +2814,12 @@
           <w:szCs w:val="24"/>
           <w:rtl w:val="0"/>
         </w:rPr>
-        <w:t xml:space="preserve">Located in the first right hard guest bedroom closet, sheets provided.</w:t>
+        <w:t xml:space="preserve">Fully fenced. Pool, cornhole, firepit, grill, pool floaties are on side of the house</w:t>
+      </w:r>
+      <w:r>
+        <w:rPr>
+          <w:rtl w:val="0"/>
+        </w:rPr>
       </w:r>
     </w:p>
     <w:p>
@@ -2702,9 +2840,9 @@
         <w:ind w:left="720" w:hanging="360"/>
         <w:rPr>
           <w:rFonts w:ascii="Source Sans Pro" w:cs="Source Sans Pro" w:eastAsia="Source Sans Pro" w:hAnsi="Source Sans Pro"/>
-          <w:sz w:val="24"/>
-          <w:szCs w:val="24"/>
-          <w:u w:val="none"/>
+          <w:b w:val="1"/>
+          <w:sz w:val="24"/>
+          <w:szCs w:val="24"/>
         </w:rPr>
       </w:pPr>
       <w:r>
@@ -2715,7 +2853,7 @@
           <w:szCs w:val="24"/>
           <w:rtl w:val="0"/>
         </w:rPr>
-        <w:t xml:space="preserve">Coffee maker</w:t>
+        <w:t xml:space="preserve">Pack n play: </w:t>
       </w:r>
       <w:r>
         <w:rPr>
@@ -2724,7 +2862,7 @@
           <w:szCs w:val="24"/>
           <w:rtl w:val="0"/>
         </w:rPr>
-        <w:t xml:space="preserve">: Keurig and drip, variety of K-pods provided; Folgers &amp; Caffee D’vita ground coffee (in pantry closet)</w:t>
+        <w:t xml:space="preserve">Located in the first right hard guest bedroom closet, sheets provided.</w:t>
       </w:r>
     </w:p>
     <w:p>
@@ -2741,13 +2879,13 @@
           <w:between w:color="e3e3e3" w:space="0" w:sz="0" w:val="none"/>
         </w:pBdr>
         <w:shd w:fill="ffffff" w:val="clear"/>
-        <w:spacing w:before="0" w:beforeAutospacing="0" w:lineRule="auto"/>
+        <w:spacing w:after="0" w:afterAutospacing="0" w:before="0" w:beforeAutospacing="0" w:lineRule="auto"/>
         <w:ind w:left="720" w:hanging="360"/>
         <w:rPr>
           <w:rFonts w:ascii="Source Sans Pro" w:cs="Source Sans Pro" w:eastAsia="Source Sans Pro" w:hAnsi="Source Sans Pro"/>
-          <w:b w:val="1"/>
-          <w:sz w:val="24"/>
-          <w:szCs w:val="24"/>
+          <w:sz w:val="24"/>
+          <w:szCs w:val="24"/>
+          <w:u w:val="none"/>
         </w:rPr>
       </w:pPr>
       <w:r>
@@ -2758,7 +2896,7 @@
           <w:szCs w:val="24"/>
           <w:rtl w:val="0"/>
         </w:rPr>
-        <w:t xml:space="preserve">TV: </w:t>
+        <w:t xml:space="preserve">Coffee maker</w:t>
       </w:r>
       <w:r>
         <w:rPr>
@@ -2767,11 +2905,15 @@
           <w:szCs w:val="24"/>
           <w:rtl w:val="0"/>
         </w:rPr>
-        <w:t xml:space="preserve">Smart TV? What apps?</w:t>
-      </w:r>
-    </w:p>
-    <w:p>
-      <w:pPr>
+        <w:t xml:space="preserve">: Keurig and drip, variety of K-pods provided; Folgers &amp; Caffee D’vita ground coffee (in pantry closet)</w:t>
+      </w:r>
+    </w:p>
+    <w:p>
+      <w:pPr>
+        <w:numPr>
+          <w:ilvl w:val="0"/>
+          <w:numId w:val="8"/>
+        </w:numPr>
         <w:pBdr>
           <w:top w:color="e3e3e3" w:space="0" w:sz="0" w:val="none"/>
           <w:left w:color="e3e3e3" w:space="0" w:sz="0" w:val="none"/>
@@ -2780,6 +2922,88 @@
           <w:between w:color="e3e3e3" w:space="0" w:sz="0" w:val="none"/>
         </w:pBdr>
         <w:shd w:fill="ffffff" w:val="clear"/>
+        <w:spacing w:after="0" w:afterAutospacing="0" w:before="0" w:beforeAutospacing="0" w:lineRule="auto"/>
+        <w:ind w:left="720" w:hanging="360"/>
+        <w:rPr>
+          <w:rFonts w:ascii="Source Sans Pro" w:cs="Source Sans Pro" w:eastAsia="Source Sans Pro" w:hAnsi="Source Sans Pro"/>
+          <w:b w:val="1"/>
+          <w:sz w:val="24"/>
+          <w:szCs w:val="24"/>
+        </w:rPr>
+      </w:pPr>
+      <w:r>
+        <w:rPr>
+          <w:rFonts w:ascii="Source Sans Pro" w:cs="Source Sans Pro" w:eastAsia="Source Sans Pro" w:hAnsi="Source Sans Pro"/>
+          <w:b w:val="1"/>
+          <w:sz w:val="24"/>
+          <w:szCs w:val="24"/>
+          <w:rtl w:val="0"/>
+        </w:rPr>
+        <w:t xml:space="preserve">TV: </w:t>
+      </w:r>
+      <w:r>
+        <w:rPr>
+          <w:rFonts w:ascii="Source Sans Pro" w:cs="Source Sans Pro" w:eastAsia="Source Sans Pro" w:hAnsi="Source Sans Pro"/>
+          <w:sz w:val="24"/>
+          <w:szCs w:val="24"/>
+          <w:rtl w:val="0"/>
+        </w:rPr>
+        <w:t xml:space="preserve">Smart TV? What apps?</w:t>
+      </w:r>
+    </w:p>
+    <w:p>
+      <w:pPr>
+        <w:numPr>
+          <w:ilvl w:val="0"/>
+          <w:numId w:val="8"/>
+        </w:numPr>
+        <w:pBdr>
+          <w:top w:color="e3e3e3" w:space="0" w:sz="0" w:val="none"/>
+          <w:left w:color="e3e3e3" w:space="0" w:sz="0" w:val="none"/>
+          <w:bottom w:color="e3e3e3" w:space="0" w:sz="0" w:val="none"/>
+          <w:right w:color="e3e3e3" w:space="0" w:sz="0" w:val="none"/>
+          <w:between w:color="e3e3e3" w:space="0" w:sz="0" w:val="none"/>
+        </w:pBdr>
+        <w:shd w:fill="ffffff" w:val="clear"/>
+        <w:spacing w:before="0" w:beforeAutospacing="0" w:lineRule="auto"/>
+        <w:ind w:left="720" w:hanging="360"/>
+        <w:rPr>
+          <w:rFonts w:ascii="Source Sans Pro" w:cs="Source Sans Pro" w:eastAsia="Source Sans Pro" w:hAnsi="Source Sans Pro"/>
+          <w:b w:val="1"/>
+          <w:sz w:val="24"/>
+          <w:szCs w:val="24"/>
+        </w:rPr>
+      </w:pPr>
+      <w:r>
+        <w:rPr>
+          <w:rFonts w:ascii="Source Sans Pro" w:cs="Source Sans Pro" w:eastAsia="Source Sans Pro" w:hAnsi="Source Sans Pro"/>
+          <w:b w:val="1"/>
+          <w:sz w:val="24"/>
+          <w:szCs w:val="24"/>
+          <w:rtl w:val="0"/>
+        </w:rPr>
+        <w:t xml:space="preserve">Fridge: </w:t>
+      </w:r>
+      <w:r>
+        <w:rPr>
+          <w:rFonts w:ascii="Source Sans Pro" w:cs="Source Sans Pro" w:eastAsia="Source Sans Pro" w:hAnsi="Source Sans Pro"/>
+          <w:sz w:val="24"/>
+          <w:szCs w:val="24"/>
+          <w:rtl w:val="0"/>
+        </w:rPr>
+        <w:t xml:space="preserve">Fridge waterline has been disconnected due to leak in the past. Brand new RO system at kitchen sink for guest to have drinkable water and ice makers in freezer for guests to make their own ice. </w:t>
+      </w:r>
+    </w:p>
+    <w:p>
+      <w:pPr>
+        <w:pBdr>
+          <w:top w:color="e3e3e3" w:space="0" w:sz="0" w:val="none"/>
+          <w:left w:color="e3e3e3" w:space="0" w:sz="0" w:val="none"/>
+          <w:bottom w:color="e3e3e3" w:space="0" w:sz="0" w:val="none"/>
+          <w:right w:color="e3e3e3" w:space="0" w:sz="0" w:val="none"/>
+          <w:between w:color="e3e3e3" w:space="0" w:sz="0" w:val="none"/>
+        </w:pBdr>
+        <w:shd w:fill="ffffff" w:val="clear"/>
         <w:spacing w:before="300" w:lineRule="auto"/>
         <w:rPr>
           <w:rFonts w:ascii="Source Sans Pro" w:cs="Source Sans Pro" w:eastAsia="Source Sans Pro" w:hAnsi="Source Sans Pro"/>
@@ -4181,7 +4405,7 @@
         </w:rPr>
         <w:t xml:space="preserve">Refer to rates received for bookings prior to us taking over management: </w:t>
       </w:r>
-      <w:hyperlink r:id="rId12">
+      <w:hyperlink r:id="rId13">
         <w:r>
           <w:rPr>
             <w:rFonts w:ascii="Roboto" w:cs="Roboto" w:eastAsia="Roboto" w:hAnsi="Roboto"/>
@@ -5895,7 +6119,7 @@
     <w:name w:val="normal"/>
   </w:style>
   <w:style w:type="table" w:styleId="TableNormal" w:default="1">
-    <w:name w:val="Table Normal"/>
+    <w:name w:val="TableNormal"/>
   </w:style>
   <w:style w:type="paragraph" w:styleId="Heading1">
     <w:name w:val="heading 1"/>
